--- a/Module_2_Oct_2026_v2/Oct15_session2_materials.docx
+++ b/Module_2_Oct_2026_v2/Oct15_session2_materials.docx
@@ -1619,7 +1619,7 @@
       </w:tblGrid>
       <w:tr>
         <w:trPr>
-          <w:trHeight w:val="2880" w:hRule="atLeast"/>
+          <w:trHeight w:val="3600" w:hRule="atLeast"/>
         </w:trPr>
         body1
         <w:tc>
@@ -1830,6 +1830,71 @@
               </w:rPr>
               <w:t xml:space="preserve">6. What was not established is stated plainly.</w:t>
             </w:r>
+            <w:r>
+              <w:rPr>
+                <w:rFonts w:ascii="Arial" w:hAnsi="Arial" w:eastAsia="Arial" w:cs="Arial"/>
+                <w:i w:val="false"/>
+                <w:b w:val="false"/>
+                <w:u w:val="none"/>
+                <w:strike w:val="false"/>
+                <w:sz w:val="21"/>
+                <w:szCs w:val="21"/>
+                <w:color w:val="000000"/>
+              </w:rPr>
+              <w:br/>
+            </w:r>
+            <w:r>
+              <w:rPr>
+                <w:rFonts w:ascii="Arial" w:hAnsi="Arial" w:eastAsia="Arial" w:cs="Arial"/>
+                <w:i w:val="false"/>
+                <w:b w:val="false"/>
+                <w:u w:val="none"/>
+                <w:strike w:val="false"/>
+                <w:sz w:val="21"/>
+                <w:szCs w:val="21"/>
+                <w:color w:val="000000"/>
+              </w:rPr>
+              <w:br/>
+            </w:r>
+            <w:r>
+              <w:rPr>
+                <w:rFonts w:ascii="Arial" w:hAnsi="Arial" w:eastAsia="Arial" w:cs="Arial"/>
+                <w:i w:val="false"/>
+                <w:b w:val="false"/>
+                <w:u w:val="none"/>
+                <w:strike w:val="false"/>
+                <w:sz w:val="21"/>
+                <w:szCs w:val="21"/>
+                <w:color w:val="000000"/>
+              </w:rPr>
+              <w:t xml:space="preserve">On my desk, I will ask these about:</w:t>
+            </w:r>
+            <w:r>
+              <w:rPr>
+                <w:rFonts w:ascii="Arial" w:hAnsi="Arial" w:eastAsia="Arial" w:cs="Arial"/>
+                <w:i w:val="false"/>
+                <w:b w:val="false"/>
+                <w:u w:val="none"/>
+                <w:strike w:val="false"/>
+                <w:sz w:val="21"/>
+                <w:szCs w:val="21"/>
+                <w:color w:val="000000"/>
+              </w:rPr>
+              <w:br/>
+            </w:r>
+            <w:r>
+              <w:rPr>
+                <w:rFonts w:ascii="Arial" w:hAnsi="Arial" w:eastAsia="Arial" w:cs="Arial"/>
+                <w:i w:val="false"/>
+                <w:b w:val="false"/>
+                <w:u w:val="none"/>
+                <w:strike w:val="false"/>
+                <w:sz w:val="21"/>
+                <w:szCs w:val="21"/>
+                <w:color w:val="000000"/>
+              </w:rPr>
+              <w:t xml:space="preserve">______________________________</w:t>
+            </w:r>
           </w:p>
         </w:tc>
         <w:tc>
@@ -2040,12 +2105,77 @@
               </w:rPr>
               <w:t xml:space="preserve">6. What was not established is stated plainly.</w:t>
             </w:r>
+            <w:r>
+              <w:rPr>
+                <w:rFonts w:ascii="Arial" w:hAnsi="Arial" w:eastAsia="Arial" w:cs="Arial"/>
+                <w:i w:val="false"/>
+                <w:b w:val="false"/>
+                <w:u w:val="none"/>
+                <w:strike w:val="false"/>
+                <w:sz w:val="21"/>
+                <w:szCs w:val="21"/>
+                <w:color w:val="000000"/>
+              </w:rPr>
+              <w:br/>
+            </w:r>
+            <w:r>
+              <w:rPr>
+                <w:rFonts w:ascii="Arial" w:hAnsi="Arial" w:eastAsia="Arial" w:cs="Arial"/>
+                <w:i w:val="false"/>
+                <w:b w:val="false"/>
+                <w:u w:val="none"/>
+                <w:strike w:val="false"/>
+                <w:sz w:val="21"/>
+                <w:szCs w:val="21"/>
+                <w:color w:val="000000"/>
+              </w:rPr>
+              <w:br/>
+            </w:r>
+            <w:r>
+              <w:rPr>
+                <w:rFonts w:ascii="Arial" w:hAnsi="Arial" w:eastAsia="Arial" w:cs="Arial"/>
+                <w:i w:val="false"/>
+                <w:b w:val="false"/>
+                <w:u w:val="none"/>
+                <w:strike w:val="false"/>
+                <w:sz w:val="21"/>
+                <w:szCs w:val="21"/>
+                <w:color w:val="000000"/>
+              </w:rPr>
+              <w:t xml:space="preserve">On my desk, I will ask these about:</w:t>
+            </w:r>
+            <w:r>
+              <w:rPr>
+                <w:rFonts w:ascii="Arial" w:hAnsi="Arial" w:eastAsia="Arial" w:cs="Arial"/>
+                <w:i w:val="false"/>
+                <w:b w:val="false"/>
+                <w:u w:val="none"/>
+                <w:strike w:val="false"/>
+                <w:sz w:val="21"/>
+                <w:szCs w:val="21"/>
+                <w:color w:val="000000"/>
+              </w:rPr>
+              <w:br/>
+            </w:r>
+            <w:r>
+              <w:rPr>
+                <w:rFonts w:ascii="Arial" w:hAnsi="Arial" w:eastAsia="Arial" w:cs="Arial"/>
+                <w:i w:val="false"/>
+                <w:b w:val="false"/>
+                <w:u w:val="none"/>
+                <w:strike w:val="false"/>
+                <w:sz w:val="21"/>
+                <w:szCs w:val="21"/>
+                <w:color w:val="000000"/>
+              </w:rPr>
+              <w:t xml:space="preserve">______________________________</w:t>
+            </w:r>
           </w:p>
         </w:tc>
       </w:tr>
       <w:tr>
         <w:trPr>
-          <w:trHeight w:val="2880" w:hRule="atLeast"/>
+          <w:trHeight w:val="3600" w:hRule="atLeast"/>
         </w:trPr>
         body2
         <w:tc>
@@ -2256,6 +2386,71 @@
               </w:rPr>
               <w:t xml:space="preserve">6. What was not established is stated plainly.</w:t>
             </w:r>
+            <w:r>
+              <w:rPr>
+                <w:rFonts w:ascii="Arial" w:hAnsi="Arial" w:eastAsia="Arial" w:cs="Arial"/>
+                <w:i w:val="false"/>
+                <w:b w:val="false"/>
+                <w:u w:val="none"/>
+                <w:strike w:val="false"/>
+                <w:sz w:val="21"/>
+                <w:szCs w:val="21"/>
+                <w:color w:val="000000"/>
+              </w:rPr>
+              <w:br/>
+            </w:r>
+            <w:r>
+              <w:rPr>
+                <w:rFonts w:ascii="Arial" w:hAnsi="Arial" w:eastAsia="Arial" w:cs="Arial"/>
+                <w:i w:val="false"/>
+                <w:b w:val="false"/>
+                <w:u w:val="none"/>
+                <w:strike w:val="false"/>
+                <w:sz w:val="21"/>
+                <w:szCs w:val="21"/>
+                <w:color w:val="000000"/>
+              </w:rPr>
+              <w:br/>
+            </w:r>
+            <w:r>
+              <w:rPr>
+                <w:rFonts w:ascii="Arial" w:hAnsi="Arial" w:eastAsia="Arial" w:cs="Arial"/>
+                <w:i w:val="false"/>
+                <w:b w:val="false"/>
+                <w:u w:val="none"/>
+                <w:strike w:val="false"/>
+                <w:sz w:val="21"/>
+                <w:szCs w:val="21"/>
+                <w:color w:val="000000"/>
+              </w:rPr>
+              <w:t xml:space="preserve">On my desk, I will ask these about:</w:t>
+            </w:r>
+            <w:r>
+              <w:rPr>
+                <w:rFonts w:ascii="Arial" w:hAnsi="Arial" w:eastAsia="Arial" w:cs="Arial"/>
+                <w:i w:val="false"/>
+                <w:b w:val="false"/>
+                <w:u w:val="none"/>
+                <w:strike w:val="false"/>
+                <w:sz w:val="21"/>
+                <w:szCs w:val="21"/>
+                <w:color w:val="000000"/>
+              </w:rPr>
+              <w:br/>
+            </w:r>
+            <w:r>
+              <w:rPr>
+                <w:rFonts w:ascii="Arial" w:hAnsi="Arial" w:eastAsia="Arial" w:cs="Arial"/>
+                <w:i w:val="false"/>
+                <w:b w:val="false"/>
+                <w:u w:val="none"/>
+                <w:strike w:val="false"/>
+                <w:sz w:val="21"/>
+                <w:szCs w:val="21"/>
+                <w:color w:val="000000"/>
+              </w:rPr>
+              <w:t xml:space="preserve">______________________________</w:t>
+            </w:r>
           </w:p>
         </w:tc>
         <w:tc>
@@ -2466,12 +2661,77 @@
               </w:rPr>
               <w:t xml:space="preserve">6. What was not established is stated plainly.</w:t>
             </w:r>
+            <w:r>
+              <w:rPr>
+                <w:rFonts w:ascii="Arial" w:hAnsi="Arial" w:eastAsia="Arial" w:cs="Arial"/>
+                <w:i w:val="false"/>
+                <w:b w:val="false"/>
+                <w:u w:val="none"/>
+                <w:strike w:val="false"/>
+                <w:sz w:val="21"/>
+                <w:szCs w:val="21"/>
+                <w:color w:val="000000"/>
+              </w:rPr>
+              <w:br/>
+            </w:r>
+            <w:r>
+              <w:rPr>
+                <w:rFonts w:ascii="Arial" w:hAnsi="Arial" w:eastAsia="Arial" w:cs="Arial"/>
+                <w:i w:val="false"/>
+                <w:b w:val="false"/>
+                <w:u w:val="none"/>
+                <w:strike w:val="false"/>
+                <w:sz w:val="21"/>
+                <w:szCs w:val="21"/>
+                <w:color w:val="000000"/>
+              </w:rPr>
+              <w:br/>
+            </w:r>
+            <w:r>
+              <w:rPr>
+                <w:rFonts w:ascii="Arial" w:hAnsi="Arial" w:eastAsia="Arial" w:cs="Arial"/>
+                <w:i w:val="false"/>
+                <w:b w:val="false"/>
+                <w:u w:val="none"/>
+                <w:strike w:val="false"/>
+                <w:sz w:val="21"/>
+                <w:szCs w:val="21"/>
+                <w:color w:val="000000"/>
+              </w:rPr>
+              <w:t xml:space="preserve">On my desk, I will ask these about:</w:t>
+            </w:r>
+            <w:r>
+              <w:rPr>
+                <w:rFonts w:ascii="Arial" w:hAnsi="Arial" w:eastAsia="Arial" w:cs="Arial"/>
+                <w:i w:val="false"/>
+                <w:b w:val="false"/>
+                <w:u w:val="none"/>
+                <w:strike w:val="false"/>
+                <w:sz w:val="21"/>
+                <w:szCs w:val="21"/>
+                <w:color w:val="000000"/>
+              </w:rPr>
+              <w:br/>
+            </w:r>
+            <w:r>
+              <w:rPr>
+                <w:rFonts w:ascii="Arial" w:hAnsi="Arial" w:eastAsia="Arial" w:cs="Arial"/>
+                <w:i w:val="false"/>
+                <w:b w:val="false"/>
+                <w:u w:val="none"/>
+                <w:strike w:val="false"/>
+                <w:sz w:val="21"/>
+                <w:szCs w:val="21"/>
+                <w:color w:val="000000"/>
+              </w:rPr>
+              <w:t xml:space="preserve">______________________________</w:t>
+            </w:r>
           </w:p>
         </w:tc>
       </w:tr>
       <w:tr>
         <w:trPr>
-          <w:trHeight w:val="2880" w:hRule="atLeast"/>
+          <w:trHeight w:val="3600" w:hRule="atLeast"/>
         </w:trPr>
         body3
         <w:tc>
@@ -2682,6 +2942,71 @@
               </w:rPr>
               <w:t xml:space="preserve">6. What was not established is stated plainly.</w:t>
             </w:r>
+            <w:r>
+              <w:rPr>
+                <w:rFonts w:ascii="Arial" w:hAnsi="Arial" w:eastAsia="Arial" w:cs="Arial"/>
+                <w:i w:val="false"/>
+                <w:b w:val="false"/>
+                <w:u w:val="none"/>
+                <w:strike w:val="false"/>
+                <w:sz w:val="21"/>
+                <w:szCs w:val="21"/>
+                <w:color w:val="000000"/>
+              </w:rPr>
+              <w:br/>
+            </w:r>
+            <w:r>
+              <w:rPr>
+                <w:rFonts w:ascii="Arial" w:hAnsi="Arial" w:eastAsia="Arial" w:cs="Arial"/>
+                <w:i w:val="false"/>
+                <w:b w:val="false"/>
+                <w:u w:val="none"/>
+                <w:strike w:val="false"/>
+                <w:sz w:val="21"/>
+                <w:szCs w:val="21"/>
+                <w:color w:val="000000"/>
+              </w:rPr>
+              <w:br/>
+            </w:r>
+            <w:r>
+              <w:rPr>
+                <w:rFonts w:ascii="Arial" w:hAnsi="Arial" w:eastAsia="Arial" w:cs="Arial"/>
+                <w:i w:val="false"/>
+                <w:b w:val="false"/>
+                <w:u w:val="none"/>
+                <w:strike w:val="false"/>
+                <w:sz w:val="21"/>
+                <w:szCs w:val="21"/>
+                <w:color w:val="000000"/>
+              </w:rPr>
+              <w:t xml:space="preserve">On my desk, I will ask these about:</w:t>
+            </w:r>
+            <w:r>
+              <w:rPr>
+                <w:rFonts w:ascii="Arial" w:hAnsi="Arial" w:eastAsia="Arial" w:cs="Arial"/>
+                <w:i w:val="false"/>
+                <w:b w:val="false"/>
+                <w:u w:val="none"/>
+                <w:strike w:val="false"/>
+                <w:sz w:val="21"/>
+                <w:szCs w:val="21"/>
+                <w:color w:val="000000"/>
+              </w:rPr>
+              <w:br/>
+            </w:r>
+            <w:r>
+              <w:rPr>
+                <w:rFonts w:ascii="Arial" w:hAnsi="Arial" w:eastAsia="Arial" w:cs="Arial"/>
+                <w:i w:val="false"/>
+                <w:b w:val="false"/>
+                <w:u w:val="none"/>
+                <w:strike w:val="false"/>
+                <w:sz w:val="21"/>
+                <w:szCs w:val="21"/>
+                <w:color w:val="000000"/>
+              </w:rPr>
+              <w:t xml:space="preserve">______________________________</w:t>
+            </w:r>
           </w:p>
         </w:tc>
         <w:tc>
@@ -2891,6 +3216,71 @@
                 <w:color w:val="000000"/>
               </w:rPr>
               <w:t xml:space="preserve">6. What was not established is stated plainly.</w:t>
+            </w:r>
+            <w:r>
+              <w:rPr>
+                <w:rFonts w:ascii="Arial" w:hAnsi="Arial" w:eastAsia="Arial" w:cs="Arial"/>
+                <w:i w:val="false"/>
+                <w:b w:val="false"/>
+                <w:u w:val="none"/>
+                <w:strike w:val="false"/>
+                <w:sz w:val="21"/>
+                <w:szCs w:val="21"/>
+                <w:color w:val="000000"/>
+              </w:rPr>
+              <w:br/>
+            </w:r>
+            <w:r>
+              <w:rPr>
+                <w:rFonts w:ascii="Arial" w:hAnsi="Arial" w:eastAsia="Arial" w:cs="Arial"/>
+                <w:i w:val="false"/>
+                <w:b w:val="false"/>
+                <w:u w:val="none"/>
+                <w:strike w:val="false"/>
+                <w:sz w:val="21"/>
+                <w:szCs w:val="21"/>
+                <w:color w:val="000000"/>
+              </w:rPr>
+              <w:br/>
+            </w:r>
+            <w:r>
+              <w:rPr>
+                <w:rFonts w:ascii="Arial" w:hAnsi="Arial" w:eastAsia="Arial" w:cs="Arial"/>
+                <w:i w:val="false"/>
+                <w:b w:val="false"/>
+                <w:u w:val="none"/>
+                <w:strike w:val="false"/>
+                <w:sz w:val="21"/>
+                <w:szCs w:val="21"/>
+                <w:color w:val="000000"/>
+              </w:rPr>
+              <w:t xml:space="preserve">On my desk, I will ask these about:</w:t>
+            </w:r>
+            <w:r>
+              <w:rPr>
+                <w:rFonts w:ascii="Arial" w:hAnsi="Arial" w:eastAsia="Arial" w:cs="Arial"/>
+                <w:i w:val="false"/>
+                <w:b w:val="false"/>
+                <w:u w:val="none"/>
+                <w:strike w:val="false"/>
+                <w:sz w:val="21"/>
+                <w:szCs w:val="21"/>
+                <w:color w:val="000000"/>
+              </w:rPr>
+              <w:br/>
+            </w:r>
+            <w:r>
+              <w:rPr>
+                <w:rFonts w:ascii="Arial" w:hAnsi="Arial" w:eastAsia="Arial" w:cs="Arial"/>
+                <w:i w:val="false"/>
+                <w:b w:val="false"/>
+                <w:u w:val="none"/>
+                <w:strike w:val="false"/>
+                <w:sz w:val="21"/>
+                <w:szCs w:val="21"/>
+                <w:color w:val="000000"/>
+              </w:rPr>
+              <w:t xml:space="preserve">______________________________</w:t>
             </w:r>
           </w:p>
         </w:tc>

--- a/Module_2_Oct_2026_v2/Oct15_session2_materials.docx
+++ b/Module_2_Oct_2026_v2/Oct15_session2_materials.docx
@@ -107,7 +107,7 @@
           <w:szCs w:val="22"/>
           <w:color w:val="000000"/>
         </w:rPr>
-        <w:t xml:space="preserve">Read your partner's brief as the person deciding. Answer in this order.</w:t>
+        <w:t xml:space="preserve">Read your partner's brief as if you were the person making the decision. Answer these three questions in order.</w:t>
       </w:r>
     </w:p>
     <w:p>
@@ -188,7 +188,7 @@
           <w:szCs w:val="22"/>
           <w:color w:val="000000"/>
         </w:rPr>
-        <w:t xml:space="preserve">2. What is its strongest claim, and does the findings pack support it?</w:t>
+        <w:t xml:space="preserve">2. What is the brief's strongest claim? Does the findings pack support that claim?</w:t>
       </w:r>
     </w:p>
     <w:p>
@@ -242,7 +242,7 @@
           <w:szCs w:val="22"/>
           <w:color w:val="000000"/>
         </w:rPr>
-        <w:t xml:space="preserve">3. What has it left out that I would have wanted to know?</w:t>
+        <w:t xml:space="preserve">3. What has the brief left out that I would have wanted to know?</w:t>
       </w:r>
     </w:p>
     <w:p>
@@ -314,7 +314,6 @@
           <w:trHeight w:val="360" w:hRule="auto"/>
           <w:tblHeader/>
         </w:trPr>
-        header1
         <w:tc>
           <w:tcPr>
             <w:tcBorders>
@@ -334,6 +333,7 @@
           </w:tcPr>
           <w:p>
             <w:pPr>
+              <w:pStyle w:val="Normal"/>
               <w:jc w:val="left"/>
               <w:pBdr>
                 <w:bottom w:val="none" w:sz="0" w:space="0" w:color="000000"/>
@@ -388,6 +388,7 @@
           </w:tcPr>
           <w:p>
             <w:pPr>
+              <w:pStyle w:val="Normal"/>
               <w:jc w:val="left"/>
               <w:pBdr>
                 <w:bottom w:val="none" w:sz="0" w:space="0" w:color="000000"/>
@@ -428,7 +429,6 @@
         <w:trPr>
           <w:trHeight w:val="648" w:hRule="atLeast"/>
         </w:trPr>
-        body1
         <w:tc>
           <w:tcPr>
             <w:tcBorders>
@@ -448,6 +448,7 @@
           </w:tcPr>
           <w:p>
             <w:pPr>
+              <w:pStyle w:val="Normal"/>
               <w:jc w:val="left"/>
               <w:pBdr>
                 <w:bottom w:val="none" w:sz="0" w:space="0" w:color="000000"/>
@@ -502,6 +503,7 @@
           </w:tcPr>
           <w:p>
             <w:pPr>
+              <w:pStyle w:val="Normal"/>
               <w:jc w:val="left"/>
               <w:pBdr>
                 <w:bottom w:val="none" w:sz="0" w:space="0" w:color="000000"/>
@@ -542,7 +544,6 @@
         <w:trPr>
           <w:trHeight w:val="648" w:hRule="atLeast"/>
         </w:trPr>
-        body2
         <w:tc>
           <w:tcPr>
             <w:tcBorders>
@@ -562,6 +563,7 @@
           </w:tcPr>
           <w:p>
             <w:pPr>
+              <w:pStyle w:val="Normal"/>
               <w:jc w:val="left"/>
               <w:pBdr>
                 <w:bottom w:val="none" w:sz="0" w:space="0" w:color="000000"/>
@@ -593,7 +595,7 @@
                 <w:szCs w:val="21"/>
                 <w:color w:val="000000"/>
               </w:rPr>
-              <w:t xml:space="preserve">It states the 900 AED threshold</w:t>
+              <w:t xml:space="preserve">The brief states the 900 AED threshold</w:t>
             </w:r>
           </w:p>
         </w:tc>
@@ -616,6 +618,7 @@
           </w:tcPr>
           <w:p>
             <w:pPr>
+              <w:pStyle w:val="Normal"/>
               <w:jc w:val="left"/>
               <w:pBdr>
                 <w:bottom w:val="none" w:sz="0" w:space="0" w:color="000000"/>
@@ -656,7 +659,6 @@
         <w:trPr>
           <w:trHeight w:val="648" w:hRule="atLeast"/>
         </w:trPr>
-        body3
         <w:tc>
           <w:tcPr>
             <w:tcBorders>
@@ -676,6 +678,7 @@
           </w:tcPr>
           <w:p>
             <w:pPr>
+              <w:pStyle w:val="Normal"/>
               <w:jc w:val="left"/>
               <w:pBdr>
                 <w:bottom w:val="none" w:sz="0" w:space="0" w:color="000000"/>
@@ -707,7 +710,7 @@
                 <w:szCs w:val="21"/>
                 <w:color w:val="000000"/>
               </w:rPr>
-              <w:t xml:space="preserve">It does not claim customers benefited from the pass-through</w:t>
+              <w:t xml:space="preserve">The brief does not claim customers benefited from lower freight rates (Finding 3)</w:t>
             </w:r>
           </w:p>
         </w:tc>
@@ -730,6 +733,7 @@
           </w:tcPr>
           <w:p>
             <w:pPr>
+              <w:pStyle w:val="Normal"/>
               <w:jc w:val="left"/>
               <w:pBdr>
                 <w:bottom w:val="none" w:sz="0" w:space="0" w:color="000000"/>
@@ -770,7 +774,6 @@
         <w:trPr>
           <w:trHeight w:val="648" w:hRule="atLeast"/>
         </w:trPr>
-        body4
         <w:tc>
           <w:tcPr>
             <w:tcBorders>
@@ -790,6 +793,7 @@
           </w:tcPr>
           <w:p>
             <w:pPr>
+              <w:pStyle w:val="Normal"/>
               <w:jc w:val="left"/>
               <w:pBdr>
                 <w:bottom w:val="none" w:sz="0" w:space="0" w:color="000000"/>
@@ -821,7 +825,7 @@
                 <w:szCs w:val="21"/>
                 <w:color w:val="000000"/>
               </w:rPr>
-              <w:t xml:space="preserve">It gives the enrolment figure (34%) without explaining why</w:t>
+              <w:t xml:space="preserve">The brief gives the enrolment figure (34%) and does not guess why operators did not join</w:t>
             </w:r>
           </w:p>
         </w:tc>
@@ -844,6 +848,7 @@
           </w:tcPr>
           <w:p>
             <w:pPr>
+              <w:pStyle w:val="Normal"/>
               <w:jc w:val="left"/>
               <w:pBdr>
                 <w:bottom w:val="none" w:sz="0" w:space="0" w:color="000000"/>
@@ -884,7 +889,6 @@
         <w:trPr>
           <w:trHeight w:val="648" w:hRule="atLeast"/>
         </w:trPr>
-        body5
         <w:tc>
           <w:tcPr>
             <w:tcBorders>
@@ -904,6 +908,7 @@
           </w:tcPr>
           <w:p>
             <w:pPr>
+              <w:pStyle w:val="Normal"/>
               <w:jc w:val="left"/>
               <w:pBdr>
                 <w:bottom w:val="none" w:sz="0" w:space="0" w:color="000000"/>
@@ -935,7 +940,7 @@
                 <w:szCs w:val="21"/>
                 <w:color w:val="000000"/>
               </w:rPr>
-              <w:t xml:space="preserve">It mentions the 22% cost overrun</w:t>
+              <w:t xml:space="preserve">The brief mentions the 22% overrun in administration costs</w:t>
             </w:r>
           </w:p>
         </w:tc>
@@ -958,6 +963,7 @@
           </w:tcPr>
           <w:p>
             <w:pPr>
+              <w:pStyle w:val="Normal"/>
               <w:jc w:val="left"/>
               <w:pBdr>
                 <w:bottom w:val="none" w:sz="0" w:space="0" w:color="000000"/>
@@ -998,7 +1004,6 @@
         <w:trPr>
           <w:trHeight w:val="648" w:hRule="atLeast"/>
         </w:trPr>
-        body6
         <w:tc>
           <w:tcPr>
             <w:tcBorders>
@@ -1018,6 +1023,7 @@
           </w:tcPr>
           <w:p>
             <w:pPr>
+              <w:pStyle w:val="Normal"/>
               <w:jc w:val="left"/>
               <w:pBdr>
                 <w:bottom w:val="none" w:sz="0" w:space="0" w:color="000000"/>
@@ -1049,7 +1055,7 @@
                 <w:szCs w:val="21"/>
                 <w:color w:val="000000"/>
               </w:rPr>
-              <w:t xml:space="preserve">It does not turn the null finding into 'no effect'</w:t>
+              <w:t xml:space="preserve">The brief does not say Finding 6 shows 'no effect'</w:t>
             </w:r>
           </w:p>
         </w:tc>
@@ -1072,6 +1078,7 @@
           </w:tcPr>
           <w:p>
             <w:pPr>
+              <w:pStyle w:val="Normal"/>
               <w:jc w:val="left"/>
               <w:pBdr>
                 <w:bottom w:val="none" w:sz="0" w:space="0" w:color="000000"/>
@@ -1193,7 +1200,7 @@
           <w:szCs w:val="36"/>
           <w:color w:val="063360"/>
         </w:rPr>
-        <w:t xml:space="preserve">The AI draft: edit it as a team</w:t>
+        <w:t xml:space="preserve">The AI draft: edit the draft as a team</w:t>
       </w:r>
     </w:p>
     <w:p>
@@ -1409,7 +1416,7 @@
           <w:szCs w:val="22"/>
           <w:color w:val="000000"/>
         </w:rPr>
-        <w:t xml:space="preserve">Edit it on this page. Find four problems in what it says, then the two things it leaves out entirely.</w:t>
+        <w:t xml:space="preserve">Correct the AI draft on this page. Find four problems in what the draft says. Then find two important things that the draft does not mention at all.</w:t>
       </w:r>
     </w:p>
     <w:p>
@@ -1621,7 +1628,6 @@
         <w:trPr>
           <w:trHeight w:val="3600" w:hRule="atLeast"/>
         </w:trPr>
-        body1
         <w:tc>
           <w:tcPr>
             <w:tcBorders>
@@ -1641,6 +1647,7 @@
           </w:tcPr>
           <w:p>
             <w:pPr>
+              <w:pStyle w:val="Normal"/>
               <w:jc w:val="left"/>
               <w:pBdr>
                 <w:bottom w:val="none" w:sz="0" w:space="0" w:color="000000"/>
@@ -1750,7 +1757,7 @@
                 <w:szCs w:val="21"/>
                 <w:color w:val="000000"/>
               </w:rPr>
-              <w:t xml:space="preserve">3. Findings against the recommendation are named.</w:t>
+              <w:t xml:space="preserve">3. Findings that do not support the recommendation are mentioned.</w:t>
             </w:r>
             <w:r>
               <w:rPr>
@@ -1802,7 +1809,7 @@
                 <w:szCs w:val="21"/>
                 <w:color w:val="000000"/>
               </w:rPr>
-              <w:t xml:space="preserve">5. The risk can happen and can be watched.</w:t>
+              <w:t xml:space="preserve">5. The risk could really happen, and it can be monitored.</w:t>
             </w:r>
             <w:r>
               <w:rPr>
@@ -1867,7 +1874,7 @@
                 <w:szCs w:val="21"/>
                 <w:color w:val="000000"/>
               </w:rPr>
-              <w:t xml:space="preserve">On my desk, I will ask these about:</w:t>
+              <w:t xml:space="preserve">Back at work, I will ask these questions about:</w:t>
             </w:r>
             <w:r>
               <w:rPr>
@@ -1916,6 +1923,7 @@
           </w:tcPr>
           <w:p>
             <w:pPr>
+              <w:pStyle w:val="Normal"/>
               <w:jc w:val="left"/>
               <w:pBdr>
                 <w:bottom w:val="none" w:sz="0" w:space="0" w:color="000000"/>
@@ -2025,7 +2033,7 @@
                 <w:szCs w:val="21"/>
                 <w:color w:val="000000"/>
               </w:rPr>
-              <w:t xml:space="preserve">3. Findings against the recommendation are named.</w:t>
+              <w:t xml:space="preserve">3. Findings that do not support the recommendation are mentioned.</w:t>
             </w:r>
             <w:r>
               <w:rPr>
@@ -2077,7 +2085,7 @@
                 <w:szCs w:val="21"/>
                 <w:color w:val="000000"/>
               </w:rPr>
-              <w:t xml:space="preserve">5. The risk can happen and can be watched.</w:t>
+              <w:t xml:space="preserve">5. The risk could really happen, and it can be monitored.</w:t>
             </w:r>
             <w:r>
               <w:rPr>
@@ -2142,7 +2150,7 @@
                 <w:szCs w:val="21"/>
                 <w:color w:val="000000"/>
               </w:rPr>
-              <w:t xml:space="preserve">On my desk, I will ask these about:</w:t>
+              <w:t xml:space="preserve">Back at work, I will ask these questions about:</w:t>
             </w:r>
             <w:r>
               <w:rPr>
@@ -2177,7 +2185,6 @@
         <w:trPr>
           <w:trHeight w:val="3600" w:hRule="atLeast"/>
         </w:trPr>
-        body2
         <w:tc>
           <w:tcPr>
             <w:tcBorders>
@@ -2197,6 +2204,7 @@
           </w:tcPr>
           <w:p>
             <w:pPr>
+              <w:pStyle w:val="Normal"/>
               <w:jc w:val="left"/>
               <w:pBdr>
                 <w:bottom w:val="none" w:sz="0" w:space="0" w:color="000000"/>
@@ -2306,7 +2314,7 @@
                 <w:szCs w:val="21"/>
                 <w:color w:val="000000"/>
               </w:rPr>
-              <w:t xml:space="preserve">3. Findings against the recommendation are named.</w:t>
+              <w:t xml:space="preserve">3. Findings that do not support the recommendation are mentioned.</w:t>
             </w:r>
             <w:r>
               <w:rPr>
@@ -2358,7 +2366,7 @@
                 <w:szCs w:val="21"/>
                 <w:color w:val="000000"/>
               </w:rPr>
-              <w:t xml:space="preserve">5. The risk can happen and can be watched.</w:t>
+              <w:t xml:space="preserve">5. The risk could really happen, and it can be monitored.</w:t>
             </w:r>
             <w:r>
               <w:rPr>
@@ -2423,7 +2431,7 @@
                 <w:szCs w:val="21"/>
                 <w:color w:val="000000"/>
               </w:rPr>
-              <w:t xml:space="preserve">On my desk, I will ask these about:</w:t>
+              <w:t xml:space="preserve">Back at work, I will ask these questions about:</w:t>
             </w:r>
             <w:r>
               <w:rPr>
@@ -2472,6 +2480,7 @@
           </w:tcPr>
           <w:p>
             <w:pPr>
+              <w:pStyle w:val="Normal"/>
               <w:jc w:val="left"/>
               <w:pBdr>
                 <w:bottom w:val="none" w:sz="0" w:space="0" w:color="000000"/>
@@ -2581,7 +2590,7 @@
                 <w:szCs w:val="21"/>
                 <w:color w:val="000000"/>
               </w:rPr>
-              <w:t xml:space="preserve">3. Findings against the recommendation are named.</w:t>
+              <w:t xml:space="preserve">3. Findings that do not support the recommendation are mentioned.</w:t>
             </w:r>
             <w:r>
               <w:rPr>
@@ -2633,7 +2642,7 @@
                 <w:szCs w:val="21"/>
                 <w:color w:val="000000"/>
               </w:rPr>
-              <w:t xml:space="preserve">5. The risk can happen and can be watched.</w:t>
+              <w:t xml:space="preserve">5. The risk could really happen, and it can be monitored.</w:t>
             </w:r>
             <w:r>
               <w:rPr>
@@ -2698,7 +2707,7 @@
                 <w:szCs w:val="21"/>
                 <w:color w:val="000000"/>
               </w:rPr>
-              <w:t xml:space="preserve">On my desk, I will ask these about:</w:t>
+              <w:t xml:space="preserve">Back at work, I will ask these questions about:</w:t>
             </w:r>
             <w:r>
               <w:rPr>
@@ -2733,7 +2742,6 @@
         <w:trPr>
           <w:trHeight w:val="3600" w:hRule="atLeast"/>
         </w:trPr>
-        body3
         <w:tc>
           <w:tcPr>
             <w:tcBorders>
@@ -2753,6 +2761,7 @@
           </w:tcPr>
           <w:p>
             <w:pPr>
+              <w:pStyle w:val="Normal"/>
               <w:jc w:val="left"/>
               <w:pBdr>
                 <w:bottom w:val="none" w:sz="0" w:space="0" w:color="000000"/>
@@ -2862,7 +2871,7 @@
                 <w:szCs w:val="21"/>
                 <w:color w:val="000000"/>
               </w:rPr>
-              <w:t xml:space="preserve">3. Findings against the recommendation are named.</w:t>
+              <w:t xml:space="preserve">3. Findings that do not support the recommendation are mentioned.</w:t>
             </w:r>
             <w:r>
               <w:rPr>
@@ -2914,7 +2923,7 @@
                 <w:szCs w:val="21"/>
                 <w:color w:val="000000"/>
               </w:rPr>
-              <w:t xml:space="preserve">5. The risk can happen and can be watched.</w:t>
+              <w:t xml:space="preserve">5. The risk could really happen, and it can be monitored.</w:t>
             </w:r>
             <w:r>
               <w:rPr>
@@ -2979,7 +2988,7 @@
                 <w:szCs w:val="21"/>
                 <w:color w:val="000000"/>
               </w:rPr>
-              <w:t xml:space="preserve">On my desk, I will ask these about:</w:t>
+              <w:t xml:space="preserve">Back at work, I will ask these questions about:</w:t>
             </w:r>
             <w:r>
               <w:rPr>
@@ -3028,6 +3037,7 @@
           </w:tcPr>
           <w:p>
             <w:pPr>
+              <w:pStyle w:val="Normal"/>
               <w:jc w:val="left"/>
               <w:pBdr>
                 <w:bottom w:val="none" w:sz="0" w:space="0" w:color="000000"/>
@@ -3137,7 +3147,7 @@
                 <w:szCs w:val="21"/>
                 <w:color w:val="000000"/>
               </w:rPr>
-              <w:t xml:space="preserve">3. Findings against the recommendation are named.</w:t>
+              <w:t xml:space="preserve">3. Findings that do not support the recommendation are mentioned.</w:t>
             </w:r>
             <w:r>
               <w:rPr>
@@ -3189,7 +3199,7 @@
                 <w:szCs w:val="21"/>
                 <w:color w:val="000000"/>
               </w:rPr>
-              <w:t xml:space="preserve">5. The risk can happen and can be watched.</w:t>
+              <w:t xml:space="preserve">5. The risk could really happen, and it can be monitored.</w:t>
             </w:r>
             <w:r>
               <w:rPr>
@@ -3254,7 +3264,7 @@
                 <w:szCs w:val="21"/>
                 <w:color w:val="000000"/>
               </w:rPr>
-              <w:t xml:space="preserve">On my desk, I will ask these about:</w:t>
+              <w:t xml:space="preserve">Back at work, I will ask these questions about:</w:t>
             </w:r>
             <w:r>
               <w:rPr>

--- a/Module_2_Oct_2026_v2/Oct15_session2_materials.docx
+++ b/Module_2_Oct_2026_v2/Oct15_session2_materials.docx
@@ -98,7 +98,7 @@
           <w:szCs w:val="18"/>
           <w:color w:val="545860"/>
         </w:rPr>
-        <w:t xml:space="preserve">Fictional GreenWaste case | invented figures</w:t>
+        <w:t xml:space="preserve">GreenWaste is a fictional training case.</w:t>
       </w:r>
     </w:p>
     <w:p>
